--- a/az/wisdom-stories/flower-of-honesty.docx
+++ b/az/wisdom-stories/flower-of-honesty.docx
@@ -373,7 +373,7 @@
         <w:rPr>
           <w:lang/>
         </w:rPr>
-        <w:t xml:space="preserve"> Dürüstlük bəzən hamının qarşısında boş dibçəklə dayanmağa cəsarət etməkdir. İstədiyin nəticəni əldə etməmək ayıb deyil; onu əldə etmiş kimi göstərmək vicdanına xəyanətdir.</w:t>
+        <w:t xml:space="preserve"> Dürüstlük bəzən hamının qarşısında boş dibçəklə dayanmağa cəsarət etməkdir. İstədiyin nəticəni əldə etməmək ayıb deyil; özünü o nəticəni əldə etmiş kimi göstərmək vicdanına xəyanətdir.</w:t>
       </w:r>
     </w:p>
     <w:p>
